--- a/Résumé/雷菩宇履歷表.docx
+++ b/Résumé/雷菩宇履歷表.docx
@@ -74,7 +74,7 @@
                             <w:pPr>
                               <w:pStyle w:val="Name"/>
                               <w:rPr>
-                                <w:rFonts w:ascii="Microsoft JhengHei" w:eastAsia="Microsoft JhengHei" w:hAnsi="Microsoft JhengHei" w:cs="Microsoft JhengHei" w:hint="eastAsia"/>
+                                <w:rFonts w:ascii="Microsoft JhengHei" w:eastAsia="Microsoft JhengHei" w:hAnsi="Microsoft JhengHei" w:cs="Microsoft JhengHei"/>
                                 <w:color w:val="auto"/>
                                 <w:spacing w:val="50"/>
                                 <w:sz w:val="10"/>
@@ -613,7 +613,7 @@
                                     </pic:cNvPicPr>
                                   </pic:nvPicPr>
                                   <pic:blipFill>
-                                    <a:blip r:embed="rId8"/>
+                                    <a:blip r:embed="rId16"/>
                                     <a:srcRect/>
                                     <a:stretch>
                                       <a:fillRect/>
@@ -677,7 +677,7 @@
                                     </pic:cNvPicPr>
                                   </pic:nvPicPr>
                                   <pic:blipFill>
-                                    <a:blip r:embed="rId9"/>
+                                    <a:blip r:embed="rId17"/>
                                     <a:srcRect/>
                                     <a:stretch>
                                       <a:fillRect/>
@@ -715,7 +715,7 @@
                         </w:rPr>
                         <w:t xml:space="preserve"> </w:t>
                       </w:r>
-                      <w:hyperlink r:id="rId16" w:history="1">
+                      <w:hyperlink r:id="rId18" w:history="1">
                         <w:r>
                           <w:rPr>
                             <w:rStyle w:val="Hyperlink"/>
@@ -764,7 +764,7 @@
                                     </pic:cNvPicPr>
                                   </pic:nvPicPr>
                                   <pic:blipFill>
-                                    <a:blip r:embed="rId11"/>
+                                    <a:blip r:embed="rId19"/>
                                     <a:srcRect/>
                                     <a:stretch>
                                       <a:fillRect/>
@@ -841,7 +841,7 @@
                                     </pic:cNvPicPr>
                                   </pic:nvPicPr>
                                   <pic:blipFill>
-                                    <a:blip r:embed="rId12"/>
+                                    <a:blip r:embed="rId20"/>
                                     <a:srcRect/>
                                     <a:stretch>
                                       <a:fillRect/>
@@ -869,7 +869,7 @@
                           </wp:inline>
                         </w:drawing>
                       </w:r>
-                      <w:hyperlink r:id="rId17" w:history="1">
+                      <w:hyperlink r:id="rId21" w:history="1">
                         <w:r>
                           <w:rPr>
                             <w:rStyle w:val="Hyperlink"/>
@@ -915,7 +915,7 @@
                                     </pic:cNvPicPr>
                                   </pic:nvPicPr>
                                   <pic:blipFill>
-                                    <a:blip r:embed="rId14"/>
+                                    <a:blip r:embed="rId22"/>
                                     <a:srcRect/>
                                     <a:stretch>
                                       <a:fillRect/>
@@ -943,7 +943,7 @@
                           </wp:inline>
                         </w:drawing>
                       </w:r>
-                      <w:hyperlink r:id="rId18" w:history="1">
+                      <w:hyperlink r:id="rId23" w:history="1">
                         <w:r>
                           <w:rPr>
                             <w:rStyle w:val="Hyperlink"/>
@@ -1008,13 +1008,6 @@
           </mc:Fallback>
         </mc:AlternateContent>
       </w:r>
-      <w:r>
-        <w:rPr>
-          <w:rStyle w:val="Hyperlink"/>
-          <w:rFonts w:asciiTheme="minorHAnsi" w:hAnsiTheme="minorHAnsi" w:cstheme="minorBidi"/>
-        </w:rPr>
-        <w:t>硒</w:t>
-      </w:r>
     </w:p>
     <w:p>
       <w:pPr>
@@ -1489,7 +1482,6 @@
         <w:t xml:space="preserve"> – </w:t>
       </w:r>
       <w:proofErr w:type="spellStart"/>
-      <w:proofErr w:type="gramStart"/>
       <w:r>
         <w:rPr>
           <w:rFonts w:asciiTheme="minorHAnsi" w:hAnsiTheme="minorHAnsi" w:cstheme="minorBidi"/>
@@ -1524,7 +1516,6 @@
         </w:rPr>
         <w:t>.</w:t>
       </w:r>
-      <w:proofErr w:type="gramEnd"/>
       <w:r>
         <w:rPr>
           <w:rFonts w:ascii="PMingLiU" w:eastAsia="PMingLiU" w:hAnsi="PMingLiU" w:cs="PMingLiU" w:hint="eastAsia"/>
@@ -1674,7 +1665,7 @@
           <w:rFonts w:cstheme="minorHAnsi"/>
           <w:color w:val="000000" w:themeColor="text1"/>
         </w:rPr>
-        <w:t>利用 Azure CosmosDB 的 PointRead（</w:t>
+        <w:t xml:space="preserve">利用 Azure </w:t>
       </w:r>
       <w:proofErr w:type="spellStart"/>
       <w:r>
@@ -1682,7 +1673,23 @@
           <w:rFonts w:cstheme="minorHAnsi"/>
           <w:color w:val="000000" w:themeColor="text1"/>
         </w:rPr>
-        <w:t>一種原子讀取操作）來潛在地減少共用專案中的請求單位</w:t>
+        <w:t>CosmosDB</w:t>
+      </w:r>
+      <w:proofErr w:type="spellEnd"/>
+      <w:r>
+        <w:rPr>
+          <w:rFonts w:cstheme="minorHAnsi"/>
+          <w:color w:val="000000" w:themeColor="text1"/>
+        </w:rPr>
+        <w:t xml:space="preserve"> 的 </w:t>
+      </w:r>
+      <w:proofErr w:type="spellStart"/>
+      <w:r>
+        <w:rPr>
+          <w:rFonts w:cstheme="minorHAnsi"/>
+          <w:color w:val="000000" w:themeColor="text1"/>
+        </w:rPr>
+        <w:t>PointRead（一種原子讀取操作）來潛在地減少共用專案中的請求單位</w:t>
       </w:r>
       <w:proofErr w:type="spellEnd"/>
       <w:r>
@@ -1722,12 +1729,21 @@
           <w:color w:val="000000" w:themeColor="text1"/>
         </w:rPr>
       </w:pPr>
-      <w:r>
-        <w:rPr>
-          <w:rFonts w:cstheme="minorHAnsi"/>
-          <w:color w:val="000000" w:themeColor="text1"/>
-        </w:rPr>
-        <w:t xml:space="preserve">嘗試使用 Azure </w:t>
+      <w:proofErr w:type="spellStart"/>
+      <w:r>
+        <w:rPr>
+          <w:rFonts w:cstheme="minorHAnsi"/>
+          <w:color w:val="000000" w:themeColor="text1"/>
+        </w:rPr>
+        <w:t>嘗試使用</w:t>
+      </w:r>
+      <w:proofErr w:type="spellEnd"/>
+      <w:r>
+        <w:rPr>
+          <w:rFonts w:cstheme="minorHAnsi"/>
+          <w:color w:val="000000" w:themeColor="text1"/>
+        </w:rPr>
+        <w:t xml:space="preserve"> Azure </w:t>
       </w:r>
       <w:proofErr w:type="spellStart"/>
       <w:r>
@@ -2305,14 +2321,25 @@
         </w:rPr>
         <w:t xml:space="preserve"> Blazor </w:t>
       </w:r>
-      <w:r>
-        <w:rPr>
-          <w:rFonts w:cstheme="minorHAnsi"/>
-          <w:b/>
-          <w:bCs/>
-          <w:color w:val="000000" w:themeColor="text1"/>
-        </w:rPr>
-        <w:t>的狀態管理框架）。</w:t>
+      <w:proofErr w:type="spellStart"/>
+      <w:r>
+        <w:rPr>
+          <w:rFonts w:cstheme="minorHAnsi"/>
+          <w:b/>
+          <w:bCs/>
+          <w:color w:val="000000" w:themeColor="text1"/>
+        </w:rPr>
+        <w:t>的狀態管理框架</w:t>
+      </w:r>
+      <w:proofErr w:type="spellEnd"/>
+      <w:r>
+        <w:rPr>
+          <w:rFonts w:cstheme="minorHAnsi"/>
+          <w:b/>
+          <w:bCs/>
+          <w:color w:val="000000" w:themeColor="text1"/>
+        </w:rPr>
+        <w:t>）。</w:t>
       </w:r>
     </w:p>
     <w:p>
@@ -2349,23 +2376,59 @@
           <w:rFonts w:cstheme="minorHAnsi"/>
           <w:color w:val="000000" w:themeColor="text1"/>
         </w:rPr>
-        <w:t>，並從 Azure Blob 儲存</w:t>
-      </w:r>
-      <w:r>
-        <w:rPr>
-          <w:rFonts w:cstheme="minorHAnsi"/>
-          <w:b/>
-          <w:bCs/>
-          <w:color w:val="000000" w:themeColor="text1"/>
-        </w:rPr>
-        <w:t>讀取/寫入</w:t>
-      </w:r>
-      <w:r>
-        <w:rPr>
-          <w:rFonts w:cstheme="minorHAnsi"/>
-          <w:color w:val="000000" w:themeColor="text1"/>
-        </w:rPr>
-        <w:t>醫療保健供應商 （HCP</w:t>
+        <w:t xml:space="preserve">，並從 Azure Blob </w:t>
+      </w:r>
+      <w:proofErr w:type="spellStart"/>
+      <w:r>
+        <w:rPr>
+          <w:rFonts w:cstheme="minorHAnsi"/>
+          <w:color w:val="000000" w:themeColor="text1"/>
+        </w:rPr>
+        <w:t>儲存</w:t>
+      </w:r>
+      <w:r>
+        <w:rPr>
+          <w:rFonts w:cstheme="minorHAnsi"/>
+          <w:b/>
+          <w:bCs/>
+          <w:color w:val="000000" w:themeColor="text1"/>
+        </w:rPr>
+        <w:t>讀取</w:t>
+      </w:r>
+      <w:proofErr w:type="spellEnd"/>
+      <w:r>
+        <w:rPr>
+          <w:rFonts w:cstheme="minorHAnsi"/>
+          <w:b/>
+          <w:bCs/>
+          <w:color w:val="000000" w:themeColor="text1"/>
+        </w:rPr>
+        <w:t>/</w:t>
+      </w:r>
+      <w:proofErr w:type="spellStart"/>
+      <w:r>
+        <w:rPr>
+          <w:rFonts w:cstheme="minorHAnsi"/>
+          <w:b/>
+          <w:bCs/>
+          <w:color w:val="000000" w:themeColor="text1"/>
+        </w:rPr>
+        <w:t>寫入</w:t>
+      </w:r>
+      <w:r>
+        <w:rPr>
+          <w:rFonts w:cstheme="minorHAnsi"/>
+          <w:color w:val="000000" w:themeColor="text1"/>
+        </w:rPr>
+        <w:t>醫療保健供應商</w:t>
+      </w:r>
+      <w:proofErr w:type="spellEnd"/>
+      <w:r>
+        <w:rPr>
+          <w:rFonts w:cstheme="minorHAnsi"/>
+          <w:color w:val="000000" w:themeColor="text1"/>
+        </w:rPr>
+        <w:t xml:space="preserve"> （HCP</w:t>
       </w:r>
       <w:r>
         <w:rPr>
@@ -3031,18 +3094,45 @@
           <w:color w:val="000000" w:themeColor="text1"/>
         </w:rPr>
       </w:pPr>
-      <w:proofErr w:type="gramStart"/>
-      <w:r>
-        <w:rPr>
-          <w:rFonts w:cstheme="minorHAnsi"/>
-          <w:color w:val="000000" w:themeColor="text1"/>
-        </w:rPr>
-        <w:t>使用  Typescript</w:t>
-      </w:r>
-      <w:proofErr w:type="gramEnd"/>
-      <w:r>
-        <w:rPr>
-          <w:rFonts w:cstheme="minorHAnsi"/>
+      <w:r>
+        <w:rPr>
+          <w:rFonts w:cstheme="minorHAnsi"/>
+          <w:color w:val="000000" w:themeColor="text1"/>
+        </w:rPr>
+        <w:t xml:space="preserve">使用  Typescript </w:t>
+      </w:r>
+      <w:r>
+        <w:rPr>
+          <w:rFonts w:cstheme="minorHAnsi"/>
+          <w:b/>
+          <w:bCs/>
+          <w:color w:val="000000" w:themeColor="text1"/>
+        </w:rPr>
+        <w:t xml:space="preserve">中的 </w:t>
+      </w:r>
+      <w:r>
+        <w:rPr>
+          <w:rFonts w:cstheme="minorHAnsi"/>
+          <w:color w:val="000000" w:themeColor="text1"/>
+        </w:rPr>
+        <w:t xml:space="preserve">d3.js </w:t>
+      </w:r>
+      <w:proofErr w:type="spellStart"/>
+      <w:r>
+        <w:rPr>
+          <w:rFonts w:cstheme="minorHAnsi"/>
+          <w:b/>
+          <w:bCs/>
+          <w:color w:val="000000" w:themeColor="text1"/>
+        </w:rPr>
+        <w:t>構建自定義圖表</w:t>
+      </w:r>
+      <w:proofErr w:type="spellEnd"/>
+      <w:r>
+        <w:rPr>
+          <w:rFonts w:cstheme="minorHAnsi"/>
+          <w:b/>
+          <w:bCs/>
           <w:color w:val="000000" w:themeColor="text1"/>
         </w:rPr>
         <w:t xml:space="preserve"> </w:t>
@@ -3050,34 +3140,25 @@
       <w:r>
         <w:rPr>
           <w:rFonts w:cstheme="minorHAnsi"/>
-          <w:b/>
-          <w:bCs/>
-          <w:color w:val="000000" w:themeColor="text1"/>
-        </w:rPr>
-        <w:t xml:space="preserve">中的 </w:t>
-      </w:r>
-      <w:r>
-        <w:rPr>
-          <w:rFonts w:cstheme="minorHAnsi"/>
-          <w:color w:val="000000" w:themeColor="text1"/>
-        </w:rPr>
-        <w:t xml:space="preserve">d3.js </w:t>
-      </w:r>
-      <w:r>
-        <w:rPr>
-          <w:rFonts w:cstheme="minorHAnsi"/>
-          <w:b/>
-          <w:bCs/>
-          <w:color w:val="000000" w:themeColor="text1"/>
-        </w:rPr>
-        <w:t xml:space="preserve">構建自定義圖表 </w:t>
-      </w:r>
-      <w:r>
-        <w:rPr>
-          <w:rFonts w:cstheme="minorHAnsi"/>
-          <w:color w:val="000000" w:themeColor="text1"/>
-        </w:rPr>
-        <w:t xml:space="preserve"> ，並使用 </w:t>
+          <w:color w:val="000000" w:themeColor="text1"/>
+        </w:rPr>
+        <w:t xml:space="preserve"> ，</w:t>
+      </w:r>
+      <w:proofErr w:type="spellStart"/>
+      <w:r>
+        <w:rPr>
+          <w:rFonts w:cstheme="minorHAnsi"/>
+          <w:color w:val="000000" w:themeColor="text1"/>
+        </w:rPr>
+        <w:t>並使用</w:t>
+      </w:r>
+      <w:proofErr w:type="spellEnd"/>
+      <w:r>
+        <w:rPr>
+          <w:rFonts w:cstheme="minorHAnsi"/>
+          <w:color w:val="000000" w:themeColor="text1"/>
+        </w:rPr>
+        <w:t xml:space="preserve"> </w:t>
       </w:r>
       <w:r>
         <w:rPr>
@@ -3163,7 +3244,7 @@
       <w:pPr>
         <w:spacing w:after="120"/>
         <w:rPr>
-          <w:rFonts w:eastAsia="PMingLiU" w:cstheme="minorHAnsi" w:hint="eastAsia"/>
+          <w:rFonts w:eastAsia="PMingLiU" w:cstheme="minorHAnsi"/>
           <w:b/>
           <w:bCs/>
           <w:color w:val="000000" w:themeColor="text1"/>
@@ -3174,7 +3255,7 @@
     <w:p>
       <w:pPr>
         <w:rPr>
-          <w:rFonts w:asciiTheme="minorHAnsi" w:eastAsia="PMingLiU" w:hAnsiTheme="minorHAnsi" w:cstheme="minorBidi" w:hint="eastAsia"/>
+          <w:rFonts w:asciiTheme="minorHAnsi" w:eastAsia="PMingLiU" w:hAnsiTheme="minorHAnsi" w:cstheme="minorBidi"/>
           <w:bCs/>
           <w:lang w:eastAsia="zh-TW"/>
         </w:rPr>
@@ -3289,15 +3370,7 @@
           <w:b/>
           <w:lang w:eastAsia="zh-TW"/>
         </w:rPr>
-        <w:t>0</w:t>
-      </w:r>
-      <w:r>
-        <w:rPr>
-          <w:rFonts w:asciiTheme="minorHAnsi" w:eastAsia="PMingLiU" w:hAnsiTheme="minorHAnsi" w:cstheme="minorBidi" w:hint="eastAsia"/>
-          <w:b/>
-          <w:lang w:eastAsia="zh-TW"/>
-        </w:rPr>
-        <w:t xml:space="preserve">         </w:t>
+        <w:t xml:space="preserve">0         </w:t>
       </w:r>
     </w:p>
     <w:p>
@@ -3603,23 +3676,7 @@
           <w:rFonts w:cstheme="minorHAnsi"/>
           <w:color w:val="000000" w:themeColor="text1"/>
         </w:rPr>
-        <w:t xml:space="preserve"> </w:t>
-      </w:r>
-      <w:proofErr w:type="gramStart"/>
-      <w:r>
-        <w:rPr>
-          <w:rFonts w:cstheme="minorHAnsi"/>
-          <w:color w:val="000000" w:themeColor="text1"/>
-        </w:rPr>
-        <w:t>OpenVAS  遠端交互</w:t>
-      </w:r>
-      <w:proofErr w:type="gramEnd"/>
-      <w:r>
-        <w:rPr>
-          <w:rFonts w:cstheme="minorHAnsi"/>
-          <w:color w:val="000000" w:themeColor="text1"/>
-        </w:rPr>
-        <w:t>。</w:t>
+        <w:t xml:space="preserve"> OpenVAS  遠端交互。</w:t>
       </w:r>
     </w:p>
     <w:p>
@@ -3901,7 +3958,6 @@
         </w:rPr>
       </w:pPr>
       <w:proofErr w:type="spellStart"/>
-      <w:proofErr w:type="gramStart"/>
       <w:r>
         <w:rPr>
           <w:rFonts w:asciiTheme="minorHAnsi" w:hAnsiTheme="minorHAnsi" w:cstheme="minorHAnsi"/>
@@ -3933,16 +3989,7 @@
           <w:b/>
           <w:lang w:eastAsia="zh-TW"/>
         </w:rPr>
-        <w:t xml:space="preserve"> 2018</w:t>
-      </w:r>
-      <w:proofErr w:type="gramEnd"/>
-      <w:r>
-        <w:rPr>
-          <w:rFonts w:asciiTheme="minorHAnsi" w:hAnsiTheme="minorHAnsi" w:cstheme="minorHAnsi"/>
-          <w:b/>
-          <w:lang w:eastAsia="zh-TW"/>
-        </w:rPr>
-        <w:t xml:space="preserve"> 年 1 月 – 2020 年 5 月</w:t>
+        <w:t xml:space="preserve"> 2018 年 1 月 – 2020 年 5 月</w:t>
       </w:r>
     </w:p>
     <w:p>
